--- a/certificates/year - Temp - Ar - حسن نور حسين نور - DEFAULT.docx
+++ b/certificates/year - Temp - Ar - حسن نور حسين نور - DEFAULT.docx
@@ -292,7 +292,7 @@
                 <w:szCs w:val="24"/>
                 <w:lang w:bidi="ar-IQ"/>
               </w:rPr>
-              <w:t xml:space="preserve">٢٠٠٣/٠١/٠١ -البصرة</w:t>
+              <w:t xml:space="preserve">‎٢٠٠٣/٠١/٠١‎ -البصرة</w:t>
             </w:r>
           </w:p>
         </w:tc>
@@ -377,7 +377,7 @@
                 <w:rtl/>
                 <w:lang w:bidi="ar-IQ"/>
               </w:rPr>
-              <w:t xml:space="preserve">٢٠٢١/٢٠/٠٢</w:t>
+              <w:t xml:space="preserve">‎٢٠٢١/٠٢/٢٠‎</w:t>
             </w:r>
           </w:p>
         </w:tc>
@@ -531,7 +531,7 @@
                 <w:rtl/>
                 <w:lang w:bidi="ar-IQ"/>
               </w:rPr>
-              <w:t xml:space="preserve"> ٢٠٢٥/١٠/١٣</w:t>
+              <w:t xml:space="preserve"> ‎٢٠٢٥/١٠/١٣‎</w:t>
             </w:r>
           </w:p>
         </w:tc>
@@ -1363,7 +1363,7 @@
           <w:rtl/>
           <w:lang w:bidi="ar-IQ"/>
         </w:rPr>
-        <w:t xml:space="preserve"> ٢٠٢٥/١٠/١٣</w:t>
+        <w:t xml:space="preserve"> ‎٢٠٢٥/١٠/١٣‎</w:t>
       </w:r>
     </w:p>
     <w:p>
@@ -1684,7 +1684,7 @@
           <w:rtl/>
           <w:lang w:bidi="ar-IQ"/>
         </w:rPr>
-        <w:t xml:space="preserve">٢٠٢٢ - ٢٠٢٣</w:t>
+        <w:t xml:space="preserve">‎٢٠٢٢ - ٢٠٢٣‎</w:t>
       </w:r>
       <w:r>
         <w:rPr>
@@ -1779,7 +1779,7 @@
           <w:sz w:val="24"/>
           <w:szCs w:val="24"/>
         </w:rPr>
-        <w:t xml:space="preserve">٢٠٢٣ - ٢٠٢٤</w:t>
+        <w:t xml:space="preserve">‎٢٠٢٠ - ٢٠٢١‎</w:t>
       </w:r>
       <w:r>
         <w:rPr>
@@ -1813,7 +1813,7 @@
           <w:sz w:val="24"/>
           <w:szCs w:val="24"/>
         </w:rPr>
-        <w:t xml:space="preserve">الثالثة</w:t>
+        <w:t xml:space="preserve">الثانية</w:t>
       </w:r>
       <w:r>
         <w:rPr>
@@ -1838,7 +1838,7 @@
           <w:sz w:val="24"/>
           <w:szCs w:val="24"/>
         </w:rPr>
-        <w:t xml:space="preserve">الذكاء الاصطناعي، هندسة البرامجيات، هياكل البيانات 2، برمجة المواقع 2، معمارية الحاسوب </w:t>
+        <w:t xml:space="preserve">تطبيقات الحاسوب </w:t>
       </w:r>
       <w:r>
         <w:rPr>
@@ -1898,7 +1898,7 @@
           <w:sz w:val="24"/>
           <w:szCs w:val="24"/>
         </w:rPr>
-        <w:t xml:space="preserve">٢٠٢٤ - ٢٠٢٥</w:t>
+        <w:t xml:space="preserve">‎٢٠٢١ - ٢٠٢٢‎</w:t>
       </w:r>
       <w:r>
         <w:rPr>
@@ -1932,7 +1932,7 @@
           <w:sz w:val="24"/>
           <w:szCs w:val="24"/>
         </w:rPr>
-        <w:t xml:space="preserve">الرابعة</w:t>
+        <w:t xml:space="preserve">الثالثة</w:t>
       </w:r>
       <w:r>
         <w:rPr>
@@ -1957,7 +1957,7 @@
           <w:sz w:val="24"/>
           <w:szCs w:val="24"/>
         </w:rPr>
-        <w:t xml:space="preserve">الذكاء الحاسوبي، تطبيقات النقال، المحاكاة بالحاسوب </w:t>
+        <w:t xml:space="preserve">هياكل البيانات 2 </w:t>
       </w:r>
       <w:r>
         <w:rPr>
@@ -2017,7 +2017,7 @@
           <w:sz w:val="24"/>
           <w:szCs w:val="24"/>
         </w:rPr>
-        <w:t xml:space="preserve">٢٠٢٠ - ٢٠٢١</w:t>
+        <w:t xml:space="preserve">‎٢٠٢٣ - ٢٠٢٤‎</w:t>
       </w:r>
       <w:r>
         <w:rPr>
@@ -2051,7 +2051,7 @@
           <w:sz w:val="24"/>
           <w:szCs w:val="24"/>
         </w:rPr>
-        <w:t xml:space="preserve">الأولى</w:t>
+        <w:t xml:space="preserve">الثالثة</w:t>
       </w:r>
       <w:r>
         <w:rPr>
@@ -2076,7 +2076,126 @@
           <w:sz w:val="24"/>
           <w:szCs w:val="24"/>
         </w:rPr>
-        <w:t xml:space="preserve">تطبيقات الحاسوب </w:t>
+        <w:t xml:space="preserve">الذكاء الاصطناعي، هندسة البرامجيات، برمجة المواقع 2، معمارية الحاسوب </w:t>
+      </w:r>
+      <w:r>
+        <w:rPr>
+          <w:rFonts w:asciiTheme="majorBidi" w:hAnsiTheme="majorBidi" w:cstheme="majorBidi" w:hint="cs"/>
+          <w:sz w:val="24"/>
+          <w:szCs w:val="24"/>
+          <w:rtl/>
+        </w:rPr>
+        <w:t xml:space="preserve"> ).</w:t>
+      </w:r>
+    </w:p>
+    <w:p>
+      <w:pPr>
+        <w:pStyle w:val="ListParagraph"/>
+        <w:numPr>
+          <w:ilvl w:val="1"/>
+          <w:numId w:val="29"/>
+        </w:numPr>
+        <w:spacing w:line="240" w:lineRule="auto"/>
+        <w:rPr>
+          <w:rFonts w:asciiTheme="majorBidi" w:hAnsiTheme="majorBidi" w:cstheme="majorBidi"/>
+          <w:sz w:val="24"/>
+          <w:szCs w:val="24"/>
+          <w:lang w:bidi="ar-IQ"/>
+        </w:rPr>
+      </w:pPr>
+      <w:r>
+        <w:rPr>
+          <w:rFonts w:asciiTheme="majorBidi" w:hAnsiTheme="majorBidi" w:cstheme="majorBidi" w:hint="cs"/>
+          <w:sz w:val="24"/>
+          <w:szCs w:val="24"/>
+          <w:rtl/>
+        </w:rPr>
+        <w:t>العام الدراسي</w:t>
+      </w:r>
+      <w:r>
+        <w:rPr>
+          <w:rFonts w:asciiTheme="majorBidi" w:hAnsiTheme="majorBidi" w:cstheme="majorBidi"/>
+          <w:sz w:val="24"/>
+          <w:szCs w:val="24"/>
+          <w:rtl/>
+        </w:rPr>
+        <w:t>:</w:t>
+      </w:r>
+      <w:r>
+        <w:rPr>
+          <w:rFonts w:asciiTheme="majorBidi" w:hAnsiTheme="majorBidi" w:cstheme="majorBidi" w:hint="cs"/>
+          <w:sz w:val="24"/>
+          <w:szCs w:val="24"/>
+          <w:rtl/>
+        </w:rPr>
+        <w:t xml:space="preserve"> </w:t>
+      </w:r>
+      <w:r>
+        <w:rPr>
+          <w:rFonts w:asciiTheme="majorBidi" w:hAnsiTheme="majorBidi" w:cstheme="majorBidi"/>
+          <w:sz w:val="24"/>
+          <w:szCs w:val="24"/>
+        </w:rPr>
+        <w:t xml:space="preserve">‎٢٠٢٤ - ٢٠٢٥‎</w:t>
+      </w:r>
+      <w:r>
+        <w:rPr>
+          <w:rFonts w:asciiTheme="majorBidi" w:hAnsiTheme="majorBidi" w:cstheme="majorBidi"/>
+          <w:sz w:val="24"/>
+          <w:szCs w:val="24"/>
+          <w:rtl/>
+        </w:rPr>
+        <w:t xml:space="preserve"> </w:t>
+      </w:r>
+      <w:r>
+        <w:rPr>
+          <w:rFonts w:asciiTheme="majorBidi" w:hAnsiTheme="majorBidi" w:cstheme="majorBidi"/>
+          <w:sz w:val="24"/>
+          <w:szCs w:val="24"/>
+        </w:rPr>
+        <w:t xml:space="preserve"> </w:t>
+      </w:r>
+      <w:r>
+        <w:rPr>
+          <w:rFonts w:asciiTheme="majorBidi" w:hAnsiTheme="majorBidi" w:cstheme="majorBidi" w:hint="cs"/>
+          <w:sz w:val="24"/>
+          <w:szCs w:val="24"/>
+          <w:rtl/>
+        </w:rPr>
+        <w:t xml:space="preserve">/  المرحلة </w:t>
+      </w:r>
+      <w:r>
+        <w:rPr>
+          <w:rFonts w:asciiTheme="majorBidi" w:hAnsiTheme="majorBidi" w:cstheme="majorBidi"/>
+          <w:sz w:val="24"/>
+          <w:szCs w:val="24"/>
+        </w:rPr>
+        <w:t xml:space="preserve">الرابعة</w:t>
+      </w:r>
+      <w:r>
+        <w:rPr>
+          <w:rFonts w:asciiTheme="majorBidi" w:hAnsiTheme="majorBidi" w:cstheme="majorBidi"/>
+          <w:sz w:val="24"/>
+          <w:szCs w:val="24"/>
+        </w:rPr>
+        <w:t xml:space="preserve"> </w:t>
+      </w:r>
+      <w:r>
+        <w:rPr>
+          <w:rFonts w:asciiTheme="majorBidi" w:hAnsiTheme="majorBidi" w:cstheme="majorBidi" w:hint="cs"/>
+          <w:sz w:val="24"/>
+          <w:szCs w:val="24"/>
+          <w:rtl/>
+        </w:rPr>
+        <w:t xml:space="preserve">  ( </w:t>
+      </w:r>
+      <w:r>
+        <w:rPr>
+          <w:rFonts w:asciiTheme="majorBidi" w:hAnsiTheme="majorBidi" w:cstheme="majorBidi"/>
+          <w:sz w:val="24"/>
+          <w:szCs w:val="24"/>
+        </w:rPr>
+        <w:t xml:space="preserve">الذكاء الحاسوبي، تطبيقات النقال، المحاكاة بالحاسوب </w:t>
       </w:r>
       <w:r>
         <w:rPr>

--- a/certificates/year - Temp - Ar - حسن نور حسين نور - DEFAULT.docx
+++ b/certificates/year - Temp - Ar - حسن نور حسين نور - DEFAULT.docx
@@ -346,6 +346,61 @@
       <w:tr>
         <w:tc>
           <w:tcPr>
+            <w:tcW w:w="6155" w:type="dxa"/>
+            <w:gridSpan w:val="2"/>
+          </w:tcPr>
+          <w:p>
+            <w:pPr>
+              <w:keepNext/>
+              <w:spacing w:after="0" w:line="240" w:lineRule="auto"/>
+              <w:rPr>
+                <w:rFonts w:asciiTheme="minorBidi" w:hAnsiTheme="minorBidi" w:cstheme="minorBidi"/>
+                <w:sz w:val="24"/>
+                <w:szCs w:val="24"/>
+                <w:rtl/>
+              </w:rPr>
+            </w:pPr>
+            <w:r>
+              <w:rPr>
+                <w:rFonts w:asciiTheme="minorBidi" w:hAnsiTheme="minorBidi" w:cstheme="minorBidi"/>
+                <w:sz w:val="24"/>
+                <w:szCs w:val="24"/>
+                <w:rtl/>
+              </w:rPr>
+              <w:t xml:space="preserve">الرقم الوطني: </w:t>
+            </w:r>
+            <w:r>
+              <w:rPr>
+                <w:rFonts w:asciiTheme="minorBidi" w:hAnsiTheme="minorBidi" w:cstheme="minorBidi"/>
+                <w:sz w:val="24"/>
+                <w:szCs w:val="24"/>
+              </w:rPr>
+              <w:t xml:space="preserve"/>
+            </w:r>
+          </w:p>
+        </w:tc>
+        <w:tc>
+          <w:tcPr>
+            <w:tcW w:w="4311" w:type="dxa"/>
+            <w:gridSpan w:val="3"/>
+          </w:tcPr>
+          <w:p>
+            <w:pPr>
+              <w:keepNext/>
+              <w:spacing w:after="0" w:line="240" w:lineRule="auto"/>
+              <w:rPr>
+                <w:rFonts w:asciiTheme="minorBidi" w:hAnsiTheme="minorBidi" w:cstheme="minorBidi" w:hint="cs"/>
+                <w:sz w:val="24"/>
+                <w:szCs w:val="24"/>
+                <w:rtl/>
+              </w:rPr>
+            </w:pPr>
+          </w:p>
+        </w:tc>
+      </w:tr>
+      <w:tr>
+        <w:tc>
+          <w:tcPr>
             <w:tcW w:w="6162" w:type="dxa"/>
             <w:gridSpan w:val="3"/>
           </w:tcPr>
@@ -700,7 +755,7 @@
                 <w:rtl/>
                 <w:lang w:bidi="ar-IQ"/>
               </w:rPr>
-              <w:t xml:space="preserve">٩٧</w:t>
+              <w:t xml:space="preserve">٩٩</w:t>
             </w:r>
           </w:p>
         </w:tc>
@@ -736,7 +791,7 @@
                 <w:rtl/>
                 <w:lang w:bidi="ar-IQ"/>
               </w:rPr>
-              <w:t xml:space="preserve"> ١٠٤</w:t>
+              <w:t xml:space="preserve"> ١٠٦</w:t>
             </w:r>
           </w:p>
         </w:tc>
@@ -1398,7 +1453,7 @@
           <w:rtl/>
           <w:lang w:bidi="ar-IQ"/>
         </w:rPr>
-        <w:t xml:space="preserve">٢٠٢٢-٢٠٢٣</w:t>
+        <w:t xml:space="preserve">٢٠٢٤</w:t>
       </w:r>
       <w:r>
         <w:rPr>
@@ -1779,7 +1834,7 @@
           <w:sz w:val="24"/>
           <w:szCs w:val="24"/>
         </w:rPr>
-        <w:t xml:space="preserve">‎٢٠٢٠ - ٢٠٢١‎</w:t>
+        <w:t xml:space="preserve">‎٢٠٢٣ - ٢٠٢٤‎</w:t>
       </w:r>
       <w:r>
         <w:rPr>
@@ -1813,7 +1868,7 @@
           <w:sz w:val="24"/>
           <w:szCs w:val="24"/>
         </w:rPr>
-        <w:t xml:space="preserve">الثانية</w:t>
+        <w:t xml:space="preserve">الثالثة</w:t>
       </w:r>
       <w:r>
         <w:rPr>
@@ -1838,7 +1893,7 @@
           <w:sz w:val="24"/>
           <w:szCs w:val="24"/>
         </w:rPr>
-        <w:t xml:space="preserve">تطبيقات الحاسوب </w:t>
+        <w:t xml:space="preserve">الذكاء الاصطناعي، هندسة البرامجيات، هياكل البيانات 2، برمجة المواقع 2، معمارية الحاسوب </w:t>
       </w:r>
       <w:r>
         <w:rPr>
@@ -1898,7 +1953,7 @@
           <w:sz w:val="24"/>
           <w:szCs w:val="24"/>
         </w:rPr>
-        <w:t xml:space="preserve">‎٢٠٢١ - ٢٠٢٢‎</w:t>
+        <w:t xml:space="preserve">‎٢٠٢٤ - ٢٠٢٥‎</w:t>
       </w:r>
       <w:r>
         <w:rPr>
@@ -1932,7 +1987,7 @@
           <w:sz w:val="24"/>
           <w:szCs w:val="24"/>
         </w:rPr>
-        <w:t xml:space="preserve">الثالثة</w:t>
+        <w:t xml:space="preserve">الرابعة</w:t>
       </w:r>
       <w:r>
         <w:rPr>
@@ -1957,7 +2012,7 @@
           <w:sz w:val="24"/>
           <w:szCs w:val="24"/>
         </w:rPr>
-        <w:t xml:space="preserve">هياكل البيانات 2 </w:t>
+        <w:t xml:space="preserve">الذكاء الحاسوبي، تطبيقات النقال، المحاكاة بالحاسوب </w:t>
       </w:r>
       <w:r>
         <w:rPr>
@@ -2017,7 +2072,7 @@
           <w:sz w:val="24"/>
           <w:szCs w:val="24"/>
         </w:rPr>
-        <w:t xml:space="preserve">‎٢٠٢٣ - ٢٠٢٤‎</w:t>
+        <w:t xml:space="preserve">‎٢٠٢٠ - ٢٠٢١‎</w:t>
       </w:r>
       <w:r>
         <w:rPr>
@@ -2051,7 +2106,7 @@
           <w:sz w:val="24"/>
           <w:szCs w:val="24"/>
         </w:rPr>
-        <w:t xml:space="preserve">الثالثة</w:t>
+        <w:t xml:space="preserve">الأولى</w:t>
       </w:r>
       <w:r>
         <w:rPr>
@@ -2076,126 +2131,7 @@
           <w:sz w:val="24"/>
           <w:szCs w:val="24"/>
         </w:rPr>
-        <w:t xml:space="preserve">الذكاء الاصطناعي، هندسة البرامجيات، برمجة المواقع 2، معمارية الحاسوب </w:t>
-      </w:r>
-      <w:r>
-        <w:rPr>
-          <w:rFonts w:asciiTheme="majorBidi" w:hAnsiTheme="majorBidi" w:cstheme="majorBidi" w:hint="cs"/>
-          <w:sz w:val="24"/>
-          <w:szCs w:val="24"/>
-          <w:rtl/>
-        </w:rPr>
-        <w:t xml:space="preserve"> ).</w:t>
-      </w:r>
-    </w:p>
-    <w:p>
-      <w:pPr>
-        <w:pStyle w:val="ListParagraph"/>
-        <w:numPr>
-          <w:ilvl w:val="1"/>
-          <w:numId w:val="29"/>
-        </w:numPr>
-        <w:spacing w:line="240" w:lineRule="auto"/>
-        <w:rPr>
-          <w:rFonts w:asciiTheme="majorBidi" w:hAnsiTheme="majorBidi" w:cstheme="majorBidi"/>
-          <w:sz w:val="24"/>
-          <w:szCs w:val="24"/>
-          <w:lang w:bidi="ar-IQ"/>
-        </w:rPr>
-      </w:pPr>
-      <w:r>
-        <w:rPr>
-          <w:rFonts w:asciiTheme="majorBidi" w:hAnsiTheme="majorBidi" w:cstheme="majorBidi" w:hint="cs"/>
-          <w:sz w:val="24"/>
-          <w:szCs w:val="24"/>
-          <w:rtl/>
-        </w:rPr>
-        <w:t>العام الدراسي</w:t>
-      </w:r>
-      <w:r>
-        <w:rPr>
-          <w:rFonts w:asciiTheme="majorBidi" w:hAnsiTheme="majorBidi" w:cstheme="majorBidi"/>
-          <w:sz w:val="24"/>
-          <w:szCs w:val="24"/>
-          <w:rtl/>
-        </w:rPr>
-        <w:t>:</w:t>
-      </w:r>
-      <w:r>
-        <w:rPr>
-          <w:rFonts w:asciiTheme="majorBidi" w:hAnsiTheme="majorBidi" w:cstheme="majorBidi" w:hint="cs"/>
-          <w:sz w:val="24"/>
-          <w:szCs w:val="24"/>
-          <w:rtl/>
-        </w:rPr>
-        <w:t xml:space="preserve"> </w:t>
-      </w:r>
-      <w:r>
-        <w:rPr>
-          <w:rFonts w:asciiTheme="majorBidi" w:hAnsiTheme="majorBidi" w:cstheme="majorBidi"/>
-          <w:sz w:val="24"/>
-          <w:szCs w:val="24"/>
-        </w:rPr>
-        <w:t xml:space="preserve">‎٢٠٢٤ - ٢٠٢٥‎</w:t>
-      </w:r>
-      <w:r>
-        <w:rPr>
-          <w:rFonts w:asciiTheme="majorBidi" w:hAnsiTheme="majorBidi" w:cstheme="majorBidi"/>
-          <w:sz w:val="24"/>
-          <w:szCs w:val="24"/>
-          <w:rtl/>
-        </w:rPr>
-        <w:t xml:space="preserve"> </w:t>
-      </w:r>
-      <w:r>
-        <w:rPr>
-          <w:rFonts w:asciiTheme="majorBidi" w:hAnsiTheme="majorBidi" w:cstheme="majorBidi"/>
-          <w:sz w:val="24"/>
-          <w:szCs w:val="24"/>
-        </w:rPr>
-        <w:t xml:space="preserve"> </w:t>
-      </w:r>
-      <w:r>
-        <w:rPr>
-          <w:rFonts w:asciiTheme="majorBidi" w:hAnsiTheme="majorBidi" w:cstheme="majorBidi" w:hint="cs"/>
-          <w:sz w:val="24"/>
-          <w:szCs w:val="24"/>
-          <w:rtl/>
-        </w:rPr>
-        <w:t xml:space="preserve">/  المرحلة </w:t>
-      </w:r>
-      <w:r>
-        <w:rPr>
-          <w:rFonts w:asciiTheme="majorBidi" w:hAnsiTheme="majorBidi" w:cstheme="majorBidi"/>
-          <w:sz w:val="24"/>
-          <w:szCs w:val="24"/>
-        </w:rPr>
-        <w:t xml:space="preserve">الرابعة</w:t>
-      </w:r>
-      <w:r>
-        <w:rPr>
-          <w:rFonts w:asciiTheme="majorBidi" w:hAnsiTheme="majorBidi" w:cstheme="majorBidi"/>
-          <w:sz w:val="24"/>
-          <w:szCs w:val="24"/>
-        </w:rPr>
-        <w:t xml:space="preserve"> </w:t>
-      </w:r>
-      <w:r>
-        <w:rPr>
-          <w:rFonts w:asciiTheme="majorBidi" w:hAnsiTheme="majorBidi" w:cstheme="majorBidi" w:hint="cs"/>
-          <w:sz w:val="24"/>
-          <w:szCs w:val="24"/>
-          <w:rtl/>
-        </w:rPr>
-        <w:t xml:space="preserve">  ( </w:t>
-      </w:r>
-      <w:r>
-        <w:rPr>
-          <w:rFonts w:asciiTheme="majorBidi" w:hAnsiTheme="majorBidi" w:cstheme="majorBidi"/>
-          <w:sz w:val="24"/>
-          <w:szCs w:val="24"/>
-        </w:rPr>
-        <w:t xml:space="preserve">الذكاء الحاسوبي، تطبيقات النقال، المحاكاة بالحاسوب </w:t>
+        <w:t xml:space="preserve">تطبيقات الحاسوب </w:t>
       </w:r>
       <w:r>
         <w:rPr>
@@ -6188,7 +6124,6 @@
   <w:style w:type="character" w:default="1" w:styleId="DefaultParagraphFont">
     <w:name w:val="Default Paragraph Font"/>
     <w:uiPriority w:val="1"/>
-    <w:semiHidden/>
     <w:unhideWhenUsed/>
   </w:style>
   <w:style w:type="table" w:default="1" w:styleId="TableNormal">
